--- a/output/조편성_Word.docx
+++ b/output/조편성_Word.docx
@@ -11,16 +11,6 @@
       </w:r>
     </w:p>
     <w:p>
-      <w:r>
-        <w:t>JCOMM2055-00 · 2026학년도 2학기 · 총 60명, 6명씩 10개 조</w:t>
-      </w:r>
-    </w:p>
-    <w:p>
-      <w:r>
-        <w:t>편성 기준: 학년·국적·성별·전공을 고르게 반영하고, 유학생 1학년은 서로 다른 조에 1명씩 배치했습니다. (성별은 출석부에 없어 이름 기준으로 추정)</w:t>
-      </w:r>
-    </w:p>
-    <w:p>
       <w:pPr>
         <w:pStyle w:val="Heading2"/>
       </w:pPr>
@@ -29,51 +19,8 @@
       </w:r>
     </w:p>
     <w:p>
-      <w:pPr>
-        <w:pStyle w:val="ListBullet"/>
-      </w:pPr>
       <w:r>
-        <w:t>ZUO HUIJIE (미디어학과, 1학년, 2026106288, 중국) ※유학생 1학년</w:t>
-      </w:r>
-    </w:p>
-    <w:p>
-      <w:pPr>
-        <w:pStyle w:val="ListBullet"/>
-      </w:pPr>
-      <w:r>
-        <w:t>장재원 (미디어학과, 1학년, 2026105502, 한국)</w:t>
-      </w:r>
-    </w:p>
-    <w:p>
-      <w:pPr>
-        <w:pStyle w:val="ListBullet"/>
-      </w:pPr>
-      <w:r>
-        <w:t>SU YADANAR HTUT (미디어학과, 2학년, 2025106109, 미얀마)</w:t>
-      </w:r>
-    </w:p>
-    <w:p>
-      <w:pPr>
-        <w:pStyle w:val="ListBullet"/>
-      </w:pPr>
-      <w:r>
-        <w:t>조수현 (미디어학과, 2학년, 2025102847, 한국)</w:t>
-      </w:r>
-    </w:p>
-    <w:p>
-      <w:pPr>
-        <w:pStyle w:val="ListBullet"/>
-      </w:pPr>
-      <w:r>
-        <w:t>최경아 (미디어학과, 2학년, 2025102853, 한국)</w:t>
-      </w:r>
-    </w:p>
-    <w:p>
-      <w:pPr>
-        <w:pStyle w:val="ListBullet"/>
-      </w:pPr>
-      <w:r>
-        <w:t>추윤서 (미디어학과, 3학년, 2024102700, 한국)</w:t>
+        <w:t>ZUO HUIJIE, 장재원, SU YADANAR HTUT, 조수현, 최경아, 추윤서</w:t>
       </w:r>
     </w:p>
     <w:p>
@@ -85,51 +32,8 @@
       </w:r>
     </w:p>
     <w:p>
-      <w:pPr>
-        <w:pStyle w:val="ListBullet"/>
-      </w:pPr>
       <w:r>
-        <w:t>LIANG YINGYING (미디어학과, 1학년, 2026105931, 중국) ※유학생 1학년</w:t>
-      </w:r>
-    </w:p>
-    <w:p>
-      <w:pPr>
-        <w:pStyle w:val="ListBullet"/>
-      </w:pPr>
-      <w:r>
-        <w:t>장예원 (자율전공학부, 1학년, 2026104618, 한국)</w:t>
-      </w:r>
-    </w:p>
-    <w:p>
-      <w:pPr>
-        <w:pStyle w:val="ListBullet"/>
-      </w:pPr>
-      <w:r>
-        <w:t>강아람 (미디어학과, 2학년, 2025102767, 한국)</w:t>
-      </w:r>
-    </w:p>
-    <w:p>
-      <w:pPr>
-        <w:pStyle w:val="ListBullet"/>
-      </w:pPr>
-      <w:r>
-        <w:t>배지민 (미디어학과, 2학년, 2025105321, 한국)</w:t>
-      </w:r>
-    </w:p>
-    <w:p>
-      <w:pPr>
-        <w:pStyle w:val="ListBullet"/>
-      </w:pPr>
-      <w:r>
-        <w:t>이정빈 (미디어학과, 2학년, 2025102833, 한국)</w:t>
-      </w:r>
-    </w:p>
-    <w:p>
-      <w:pPr>
-        <w:pStyle w:val="ListBullet"/>
-      </w:pPr>
-      <w:r>
-        <w:t>정병훈 (미디어학과, 3학년, 2022103088, 한국)</w:t>
+        <w:t>LIANG YINGYING, 장예원, 강아람, 배지민, 이정빈, 정병훈</w:t>
       </w:r>
     </w:p>
     <w:p>
@@ -141,51 +45,8 @@
       </w:r>
     </w:p>
     <w:p>
-      <w:pPr>
-        <w:pStyle w:val="ListBullet"/>
-      </w:pPr>
       <w:r>
-        <w:t>JIN HUIJING (미디어학과, 1학년, 2026106258, 중국) ※유학생 1학년</w:t>
-      </w:r>
-    </w:p>
-    <w:p>
-      <w:pPr>
-        <w:pStyle w:val="ListBullet"/>
-      </w:pPr>
-      <w:r>
-        <w:t>양창훈 (Hospitality경영학과, 1학년, 2026104842, 한국)</w:t>
-      </w:r>
-    </w:p>
-    <w:p>
-      <w:pPr>
-        <w:pStyle w:val="ListBullet"/>
-      </w:pPr>
-      <w:r>
-        <w:t>김단아 (미디어학과, 2학년, 2025102773, 한국)</w:t>
-      </w:r>
-    </w:p>
-    <w:p>
-      <w:pPr>
-        <w:pStyle w:val="ListBullet"/>
-      </w:pPr>
-      <w:r>
-        <w:t>김민서 (미디어학과, 2학년, 2025102774, 한국)</w:t>
-      </w:r>
-    </w:p>
-    <w:p>
-      <w:pPr>
-        <w:pStyle w:val="ListBullet"/>
-      </w:pPr>
-      <w:r>
-        <w:t>황준선 (미디어학과, 2학년, 2023102757, 한국)</w:t>
-      </w:r>
-    </w:p>
-    <w:p>
-      <w:pPr>
-        <w:pStyle w:val="ListBullet"/>
-      </w:pPr>
-      <w:r>
-        <w:t>ZANGENEH ROUMINA (미디어학과, 3학년, 2024100113, 이란)</w:t>
+        <w:t>JIN HUIJING, 양창훈, 김단아, 김민서, 황준선, ZANGENEH ROUMINA</w:t>
       </w:r>
     </w:p>
     <w:p>
@@ -197,51 +58,8 @@
       </w:r>
     </w:p>
     <w:p>
-      <w:pPr>
-        <w:pStyle w:val="ListBullet"/>
-      </w:pPr>
       <w:r>
-        <w:t>WU YUDUO (미디어학과, 1학년, 2026105942, 중국) ※유학생 1학년</w:t>
-      </w:r>
-    </w:p>
-    <w:p>
-      <w:pPr>
-        <w:pStyle w:val="ListBullet"/>
-      </w:pPr>
-      <w:r>
-        <w:t>최윤서 (미디어학과, 1학년, 2026104713, 한국)</w:t>
-      </w:r>
-    </w:p>
-    <w:p>
-      <w:pPr>
-        <w:pStyle w:val="ListBullet"/>
-      </w:pPr>
-      <w:r>
-        <w:t>김진서 (미디어학과, 2학년, 2025102790, 한국)</w:t>
-      </w:r>
-    </w:p>
-    <w:p>
-      <w:pPr>
-        <w:pStyle w:val="ListBullet"/>
-      </w:pPr>
-      <w:r>
-        <w:t>신승현 (미디어학과, 2학년, 2025102814, 한국)</w:t>
-      </w:r>
-    </w:p>
-    <w:p>
-      <w:pPr>
-        <w:pStyle w:val="ListBullet"/>
-      </w:pPr>
-      <w:r>
-        <w:t>이다윤 (미디어학과, 2학년, 2025103573, 한국)</w:t>
-      </w:r>
-    </w:p>
-    <w:p>
-      <w:pPr>
-        <w:pStyle w:val="ListBullet"/>
-      </w:pPr>
-      <w:r>
-        <w:t>이주은 (미디어학과, 3학년, 2024102675, 한국)</w:t>
+        <w:t>WU YUDUO, 최윤서, 김진서, 신승현, 이다윤, 이주은</w:t>
       </w:r>
     </w:p>
     <w:p>
@@ -253,51 +71,8 @@
       </w:r>
     </w:p>
     <w:p>
-      <w:pPr>
-        <w:pStyle w:val="ListBullet"/>
-      </w:pPr>
       <w:r>
-        <w:t>이하진 (미디어학과, 1학년, 2026104700, 한국)</w:t>
-      </w:r>
-    </w:p>
-    <w:p>
-      <w:pPr>
-        <w:pStyle w:val="ListBullet"/>
-      </w:pPr>
-      <w:r>
-        <w:t>도정서 (미디어학과, 2학년, 2025100765, 한국)</w:t>
-      </w:r>
-    </w:p>
-    <w:p>
-      <w:pPr>
-        <w:pStyle w:val="ListBullet"/>
-      </w:pPr>
-      <w:r>
-        <w:t>신은채 (미디어학과, 2학년, 2025102815, 한국)</w:t>
-      </w:r>
-    </w:p>
-    <w:p>
-      <w:pPr>
-        <w:pStyle w:val="ListBullet"/>
-      </w:pPr>
-      <w:r>
-        <w:t>이유진 (미디어학과, 2학년, 2025102831, 한국)</w:t>
-      </w:r>
-    </w:p>
-    <w:p>
-      <w:pPr>
-        <w:pStyle w:val="ListBullet"/>
-      </w:pPr>
-      <w:r>
-        <w:t>윤서은 (국어국문학과, 3학년, 2024101369, 한국)</w:t>
-      </w:r>
-    </w:p>
-    <w:p>
-      <w:pPr>
-        <w:pStyle w:val="ListBullet"/>
-      </w:pPr>
-      <w:r>
-        <w:t>HE XINYUE (미디어학과, 4학년, 2021106058, 중국)</w:t>
+        <w:t>이하진, 도정서, 신은채, 이유진, 윤서은, HE XINYUE</w:t>
       </w:r>
     </w:p>
     <w:p>
@@ -309,51 +84,8 @@
       </w:r>
     </w:p>
     <w:p>
-      <w:pPr>
-        <w:pStyle w:val="ListBullet"/>
-      </w:pPr>
       <w:r>
-        <w:t>LI YUNTING (미디어학과, 1학년, 2026105928, 중국) ※유학생 1학년</w:t>
-      </w:r>
-    </w:p>
-    <w:p>
-      <w:pPr>
-        <w:pStyle w:val="ListBullet"/>
-      </w:pPr>
-      <w:r>
-        <w:t>김가람 (미디어학과, 2학년, 2024102616, 한국)</w:t>
-      </w:r>
-    </w:p>
-    <w:p>
-      <w:pPr>
-        <w:pStyle w:val="ListBullet"/>
-      </w:pPr>
-      <w:r>
-        <w:t>김준영 (미디어학과, 2학년, 2025102785, 한국)</w:t>
-      </w:r>
-    </w:p>
-    <w:p>
-      <w:pPr>
-        <w:pStyle w:val="ListBullet"/>
-      </w:pPr>
-      <w:r>
-        <w:t>김지안 (미디어학과, 2학년, 2025102787, 한국)</w:t>
-      </w:r>
-    </w:p>
-    <w:p>
-      <w:pPr>
-        <w:pStyle w:val="ListBullet"/>
-      </w:pPr>
-      <w:r>
-        <w:t>신채이 (철학과, 3학년, 2024101458, 한국)</w:t>
-      </w:r>
-    </w:p>
-    <w:p>
-      <w:pPr>
-        <w:pStyle w:val="ListBullet"/>
-      </w:pPr>
-      <w:r>
-        <w:t>Emily Chong Jun Yee (미디어학과, 4학년, 2023100106, 말레이시아)</w:t>
+        <w:t>LI YUNTING, 김가람, 김준영, 김지안, 신채이, Emily Chong Jun Yee</w:t>
       </w:r>
     </w:p>
     <w:p>
@@ -365,51 +97,8 @@
       </w:r>
     </w:p>
     <w:p>
-      <w:pPr>
-        <w:pStyle w:val="ListBullet"/>
-      </w:pPr>
       <w:r>
-        <w:t>XU ZIYU (미디어학과, 1학년, 2026105944, 중국) ※유학생 1학년</w:t>
-      </w:r>
-    </w:p>
-    <w:p>
-      <w:pPr>
-        <w:pStyle w:val="ListBullet"/>
-      </w:pPr>
-      <w:r>
-        <w:t>김지원 (미디어학과, 1학년, 2026104660, 한국)</w:t>
-      </w:r>
-    </w:p>
-    <w:p>
-      <w:pPr>
-        <w:pStyle w:val="ListBullet"/>
-      </w:pPr>
-      <w:r>
-        <w:t>김규린 (영어영문학과, 2학년, 2025102426, 한국)</w:t>
-      </w:r>
-    </w:p>
-    <w:p>
-      <w:pPr>
-        <w:pStyle w:val="ListBullet"/>
-      </w:pPr>
-      <w:r>
-        <w:t>황은솔 (미디어학과, 2학년, 2025102860, 한국)</w:t>
-      </w:r>
-    </w:p>
-    <w:p>
-      <w:pPr>
-        <w:pStyle w:val="ListBullet"/>
-      </w:pPr>
-      <w:r>
-        <w:t>채지민 (미디어학과, 3학년, 2024102693, 한국)</w:t>
-      </w:r>
-    </w:p>
-    <w:p>
-      <w:pPr>
-        <w:pStyle w:val="ListBullet"/>
-      </w:pPr>
-      <w:r>
-        <w:t>최희 (미디어학과, 4학년, 2023102751, 한국)</w:t>
+        <w:t>XU ZIYU, 김지원, 김규린, 황은솔, 채지민, 최희</w:t>
       </w:r>
     </w:p>
     <w:p>
@@ -421,51 +110,8 @@
       </w:r>
     </w:p>
     <w:p>
-      <w:pPr>
-        <w:pStyle w:val="ListBullet"/>
-      </w:pPr>
       <w:r>
-        <w:t>YANG CHEN (미디어학과, 1학년, 2026106286, 중국) ※유학생 1학년</w:t>
-      </w:r>
-    </w:p>
-    <w:p>
-      <w:pPr>
-        <w:pStyle w:val="ListBullet"/>
-      </w:pPr>
-      <w:r>
-        <w:t>LYNN LAT KYAW (미디어학과, 2학년, 2025100155, 미얀마)</w:t>
-      </w:r>
-    </w:p>
-    <w:p>
-      <w:pPr>
-        <w:pStyle w:val="ListBullet"/>
-      </w:pPr>
-      <w:r>
-        <w:t>박하윤 (미디어학과, 2학년, 2025102808, 한국)</w:t>
-      </w:r>
-    </w:p>
-    <w:p>
-      <w:pPr>
-        <w:pStyle w:val="ListBullet"/>
-      </w:pPr>
-      <w:r>
-        <w:t>백준희 (미디어학과, 2학년, 2025102810, 한국)</w:t>
-      </w:r>
-    </w:p>
-    <w:p>
-      <w:pPr>
-        <w:pStyle w:val="ListBullet"/>
-      </w:pPr>
-      <w:r>
-        <w:t>한은찬 (철학과, 3학년, 2022101849, 한국)</w:t>
-      </w:r>
-    </w:p>
-    <w:p>
-      <w:pPr>
-        <w:pStyle w:val="ListBullet"/>
-      </w:pPr>
-      <w:r>
-        <w:t>윤지수 (미디어학과, 4학년, 2021110420, 한국)</w:t>
+        <w:t>YANG CHEN, LYNN LAT KYAW, 박하윤, 백준희, 한은찬, 윤지수</w:t>
       </w:r>
     </w:p>
     <w:p>
@@ -477,51 +123,8 @@
       </w:r>
     </w:p>
     <w:p>
-      <w:pPr>
-        <w:pStyle w:val="ListBullet"/>
-      </w:pPr>
       <w:r>
-        <w:t>장현승 (미디어학과, 1학년, 2026104704, 한국)</w:t>
-      </w:r>
-    </w:p>
-    <w:p>
-      <w:pPr>
-        <w:pStyle w:val="ListBullet"/>
-      </w:pPr>
-      <w:r>
-        <w:t>DU JIAXIN (미디어학과, 2학년, 2025106107, 중국)</w:t>
-      </w:r>
-    </w:p>
-    <w:p>
-      <w:pPr>
-        <w:pStyle w:val="ListBullet"/>
-      </w:pPr>
-      <w:r>
-        <w:t>김민선 (미디어학과, 2학년, 2025102775, 한국)</w:t>
-      </w:r>
-    </w:p>
-    <w:p>
-      <w:pPr>
-        <w:pStyle w:val="ListBullet"/>
-      </w:pPr>
-      <w:r>
-        <w:t>신주하 (미디어학과, 2학년, 2025102816, 한국)</w:t>
-      </w:r>
-    </w:p>
-    <w:p>
-      <w:pPr>
-        <w:pStyle w:val="ListBullet"/>
-      </w:pPr>
-      <w:r>
-        <w:t>OGAWA MAI (미디어학과, 3학년, 2024105969, 일본)</w:t>
-      </w:r>
-    </w:p>
-    <w:p>
-      <w:pPr>
-        <w:pStyle w:val="ListBullet"/>
-      </w:pPr>
-      <w:r>
-        <w:t>정민우 (미디어학과, 4학년, 2022103087, 한국)</w:t>
+        <w:t>장현승, DU JIAXIN, 김민선, 신주하, OGAWA MAI, 정민우</w:t>
       </w:r>
     </w:p>
     <w:p>
@@ -533,51 +136,8 @@
       </w:r>
     </w:p>
     <w:p>
-      <w:pPr>
-        <w:pStyle w:val="ListBullet"/>
-      </w:pPr>
       <w:r>
-        <w:t>JIN ZHIEN (미디어학과, 1학년, 2026105923, 중국) ※유학생 1학년</w:t>
-      </w:r>
-    </w:p>
-    <w:p>
-      <w:pPr>
-        <w:pStyle w:val="ListBullet"/>
-      </w:pPr>
-      <w:r>
-        <w:t>HAYAKAWA TOMOKA (미디어학과, 2학년, 2025106108, 일본)</w:t>
-      </w:r>
-    </w:p>
-    <w:p>
-      <w:pPr>
-        <w:pStyle w:val="ListBullet"/>
-      </w:pPr>
-      <w:r>
-        <w:t>김기범 (미디어학과, 2학년, 2025102771, 한국)</w:t>
-      </w:r>
-    </w:p>
-    <w:p>
-      <w:pPr>
-        <w:pStyle w:val="ListBullet"/>
-      </w:pPr>
-      <w:r>
-        <w:t>김동현 (미디어학과, 2학년, 2023102678, 한국)</w:t>
-      </w:r>
-    </w:p>
-    <w:p>
-      <w:pPr>
-        <w:pStyle w:val="ListBullet"/>
-      </w:pPr>
-      <w:r>
-        <w:t>김다연 (미디어학과, 3학년, 2024102618, 한국)</w:t>
-      </w:r>
-    </w:p>
-    <w:p>
-      <w:pPr>
-        <w:pStyle w:val="ListBullet"/>
-      </w:pPr>
-      <w:r>
-        <w:t>유지민 (미디어학과, 3학년, 2022103058, 한국)</w:t>
+        <w:t>JIN ZHIEN, HAYAKAWA TOMOKA, 김기범, 김동현, 김다연, 유지민</w:t>
       </w:r>
     </w:p>
     <w:sectPr>
